--- a/设定/种族/【参考资料】关于天翼种的思考.docx
+++ b/设定/种族/【参考资料】关于天翼种的思考.docx
@@ -1358,7 +1358,7 @@
         <w:rPr>
           <w:rFonts w:hint="eastAsia"/>
         </w:rPr>
-        <w:t>永恒花束的信息？</w:t>
+        <w:t>永痕花束的信息？</w:t>
       </w:r>
       <w:proofErr w:type="gramStart"/>
       <w:r>
@@ -1372,7 +1372,7 @@
         <w:rPr>
           <w:rFonts w:hint="eastAsia"/>
         </w:rPr>
-        <w:t>知晓（她提到了永恒花束和水元素神界使），这种知识在城邦中是常识还是机密？</w:t>
+        <w:t>知晓（她提到了永痕花束和水元素神界使），这种知识在城邦中是常识还是机密？</w:t>
       </w:r>
     </w:p>
     <w:p>
